--- a/example_articles/countries/Germany/6.countries_Germany_Other_publisher.docx
+++ b/example_articles/countries/Germany/6.countries_Germany_Other_publisher.docx
@@ -29,17 +29,17 @@
     </w:p>
     <w:p>
       <w:r>
-        <w:t>Source File: Other publishers/Files (500) (30).DOCX</w:t>
+        <w:t>Source file: Other publishers/Files (500) (30).DOCX</w:t>
       </w:r>
     </w:p>
     <w:p>
       <w:r>
-        <w:t>Raw locations result: ['Germany']</w:t>
+        <w:t>Raw locations result, 'locations': ['Germany']</w:t>
       </w:r>
     </w:p>
     <w:p>
       <w:r>
-        <w:t>countries_stand_flat (Standardized): Germany</w:t>
+        <w:t>Standardized locations result, 'countries_stand_flat': Germany</w:t>
       </w:r>
     </w:p>
     <w:p>

--- a/example_articles/countries/Germany/6.countries_Germany_Other_publisher.docx
+++ b/example_articles/countries/Germany/6.countries_Germany_Other_publisher.docx
@@ -7,9 +7,7 @@
         <w:pStyle w:val="Heading1"/>
       </w:pPr>
       <w:r>
-        <w:t>Voters can't see the forest for the trees;</w:t>
-        <w:br/>
-        <w:t xml:space="preserve"> Call it spinelessness or strategy, but the 'great national discussion' of issues never quite measures up</w:t>
+        <w:t>In Germany, a dark and dangerous beat</w:t>
       </w:r>
     </w:p>
     <w:p>
@@ -19,17 +17,17 @@
     </w:p>
     <w:p>
       <w:r>
-        <w:t>Date: 1992-08-23</w:t>
+        <w:t>Date: 1992-11-23</w:t>
       </w:r>
     </w:p>
     <w:p>
       <w:r>
-        <w:t>Section: News; What's at stake; Pg. 19A</w:t>
+        <w:t>Section: NEWS; Pg. 4A</w:t>
       </w:r>
     </w:p>
     <w:p>
       <w:r>
-        <w:t>Source file: Other publishers/Files (500) (30).DOCX</w:t>
+        <w:t>Source file: Other publishers/Files (500) (21).DOCX</w:t>
       </w:r>
     </w:p>
     <w:p>
@@ -51,81 +49,59 @@
     </w:p>
     <w:p>
       <w:r>
-        <w:t>According to democratic theory, a presidential campaign is supposed to be a great national discussion of the most important issues we face. The candidates are supposed to lay out competing solutions to the nation's most pressing problems. The media are supposed to keep the politicians and the public focused on issues. The public is supposed to read, listen, sift, weigh and award its mandate to the ticket that communicates the clearest and most convincing vision of a better future.</w:t>
+        <w:t>The lyrics are loud, straightforward and full of hatred. Listen:</w:t>
         <w:br/>
-        <w:t xml:space="preserve"> So much for theory. In reality, the discussion of issues that reaches the electorate is woefully short of being clear, coherent, relevant, elevating or substantive.</w:t>
+        <w:t>- Foreigners, German immigrants and asylum seekers … they are being favored in everything. Is this supposed to continue? Free us from this miserable plague, sings Werewolf in its song People, Wake-up, Stand-up.</w:t>
         <w:br/>
-        <w:t xml:space="preserve"> Here's why:</w:t>
+        <w:t>- We are fighting until the end. Our fists are hard as steel. We are the power for Germany that will make it clean, sings the band Destructive Power in Power for Germany.</w:t>
         <w:br/>
-        <w:t>Spinelessness</w:t>
+        <w:t>These are but two of the 50 neo-Nazi skinhead bands here. They have sprouted up as anti-foreigner violence increases here. The bands sing lyrics denouncing the massive influx of foreigners seeking asylum.</w:t>
         <w:br/>
-        <w:t>Many issues are not discussed adequately because the candidates lack the courage to tackle them. Take, for example, the federal deficit.</w:t>
+        <w:t>Nearly 500,000 refugees are expected in Germany by year's end, all of whom receive free government housing, food and clothing until their cases are decided. That can take years. Germans blame the asylum-seekers for joblessness and other economic problems.</w:t>
         <w:br/>
-        <w:t>According to President Bush's proposed budget for fiscal 1993, the government will pay $ 215 billion in interest on past debts while adding $ 352 billion in new debts, bringing total indebtedness to about $ 4 trillion.</w:t>
+        <w:t>''It's Mein Kampf to a four-four beat,'' says Tony Robson, a researcher at the London-based Searchlight, a monthly magazine that monitors neo-Nazi activities.</w:t>
         <w:br/>
-        <w:t xml:space="preserve"> Because of interest payments on the debt, about 15 cents of every tax dollar disappears into a black hole that builds no road, educates no youngster, relieves no suffering.</w:t>
+        <w:t>Most of the bands were formed after the fall of the Berlin Wall three years ago. But you won't find their concerts - usually played in small nameless and smoke-filled bars in white working-class districts - publicized on billboards. Attendance at concerts is often by invitation only.</w:t>
         <w:br/>
-        <w:t xml:space="preserve"> Bush and Democratic nominee Bill Clinton both say they would like to reduce the deficit over the next four years, but much of what they say about deficit reduction comes from that nether world of political rhetoric that lies between half-truths and outright bunkum.</w:t>
+        <w:t>The appeal is not widespread here.</w:t>
         <w:br/>
-        <w:t xml:space="preserve"> Bush favors a balanced budget constitutional amendment. But the amendment would take effect five years after ratification, which prompted Bob McIntyre of Citizens for Tax Justice, a nonpartisan think tank to say: "Bush's latest position is that he wants to get rid of the deficit after he leaves office."</w:t>
+        <w:t>Most concerts draw a few hundred teen-agers and young adults. They look more like neo-Nazi rallies.</w:t>
         <w:br/>
-        <w:t xml:space="preserve"> Furthermore, Bush has not proposed the tax increases or major new spending cuts that would be necessary to balance the budget whether or not the Constitution is amended.</w:t>
+        <w:t>Band members and fans, sporting shaved heads and dressed in black boots, bob up and down. They exchange Nazi salutes and throw mugs of beer at each other. Brawling is common. The music is deafening.</w:t>
         <w:br/>
-        <w:t xml:space="preserve"> Clinton says his economic plan will cut the deficit in half over the next four years, to which McIntyre replied: "It feels like he has borrowed Reagan's calculator and two plus two equals seven. . . . Clinton says it would be desirable to bring the deficit down but not at the expense of raising taxes or cutting spending."</w:t>
+        <w:t>''It's just the excitement of being in a group and letting go of your frustrations about life,'' says Bertolt ''Pepe'' Schneider, 28, an East Berlin neo-Nazi leader and nightclub worker.</w:t>
         <w:br/>
-        <w:t xml:space="preserve"> That last McIntyre remark isn't strictly fair. Clinton does propose new taxes and spending cuts deeper than Bush does. The problem, from a deficit-reduction standpoint, is that Clinton commits most of the new revenues and savings to pay for new programs and new tax relief. Very little of it would be available to reduce the deficit.</w:t>
+        <w:t>Recently, skinhead bands captured a new audience: the German government. Officials have begun listening. And they don't like what they hear.</w:t>
         <w:br/>
-        <w:t xml:space="preserve"> Clinton sometimes tries to fuzz this up a bit, but when pressed he acknowledges that his program is based on the belief that over the next four years economic stimulation, job creation and long-term investment are more important than deficit reduction.</w:t>
+        <w:t>Germany's leading neo-Nazi band Skrewdriver, whose 1983 song White Power is the movement's theme song, has come under intense scrutiny.</w:t>
         <w:br/>
-        <w:t xml:space="preserve"> Bush can hardly afford to emphasize the deficit because it grew from about $ 50 billion at the end of the Carter administration to almost $ 400 billion last year.</w:t>
+        <w:t>The group's record company, Rock-O-Rama, is under investigation for violating German laws against discussing topics considered dangerous to children, says Berlin Sen. Thomas Krueger.</w:t>
         <w:br/>
-        <w:t xml:space="preserve"> Clinton doesn't want to emphasize the deficit because his economic plan doesn't do much about it and because the only things he could do about it - higher taxes and deeper spending cuts - are politically unpalatable.</w:t>
+        <w:t>Other bands, like Stoerkraft and Radikahl, get around the ban by couching their lyrics enough to stay within the law.</w:t>
         <w:br/>
-        <w:t xml:space="preserve"> The last presidential candidate who straightforwardly advocated a tax increase was former Vice President Walter Mondale in 1984. Mondale ended up losing 49 states. According to Kathleen Hall Jamieson, dean of the Annenberg School of Communications at the University of Pennsylvania, "The lesson everyone learned from Mondale in 1984 is: Tell the American people the truth about the deficit and you'll never be elected."</w:t>
+        <w:t>''We wanted to (prosecute Stoerkraft),'' says Rheinland-Palatinate state prosecutor spokesman Norbert Weise. ''There are rightist radical tendencies, but it is difficult.''</w:t>
         <w:br/>
-        <w:t>Campaign strategy</w:t>
+        <w:t>Officials and psychologists are divided on whether the band's songs incite their listeners to join in the race-related violence. But they aren't taking any chances: Stoerkraft recently became the first neo-Nazi group to have its music banned by the federal government, says federal censor Elke Monssen- Engberding.</w:t>
         <w:br/>
-        <w:t>Clinton's strategy is to emphasize change, especially in areas where Bush is wedded to an unsatisfactory status quo. Bush's strategy is to portray the world as a dangerous place, requiring a trustworthy, seasoned statesman at the helm.</w:t>
+        <w:t>''It's illegal to agitate violence against foreigners,'' she says. But don't expect the bands' popularity to slow.</w:t>
         <w:br/>
-        <w:t xml:space="preserve"> That means we'll be hearing about Clinton's ideas for invigorating the economy. And we'll see pictures of Bush coolly steering through troubled international waters.</w:t>
         <w:br/>
-        <w:t xml:space="preserve"> Fine, but many issues don't complement their campaign strategies.</w:t>
+        <w:t>Notes</w:t>
         <w:br/>
-        <w:t xml:space="preserve"> Take homelessness, for example. It would not be fair to say that Clinton has no position on homelessness. He has one and his campaign staff will fax it to you within the day if you call them. He proposes to turn 10 percent of all HUD-owned housing units over to churches and other nonprofit organizations and to use barracks in closed military bases to house homeless veterans.</w:t>
         <w:br/>
-        <w:t xml:space="preserve"> But it is fair to say that Clinton seldom brings up the homeless unprompted. It's a depressing problem and candidates generally prefer to be associated with upbeat themes. It's the type of issue that, if you talk about it much, you might be portrayed as a liberal Democrat who wants to throw money at the nation's problems.</w:t>
+        <w:t>WASHINGTON AND THE WORLD; See sidebar; Violence flares in cities, towns</w:t>
         <w:br/>
-        <w:t xml:space="preserve"> Bush will not emphasize homelessness because the problem mushroomed during the Reagan-Bush years.</w:t>
         <w:br/>
-        <w:t xml:space="preserve"> Or take the broader issue of race. A key goal of Clinton's strategy is to woo back the so-called Reagan Democrats who have voted Republican in recent elections partly because they believe the Democrats stand for too many programs that take tax dollars from the white working class for the benefit of the disproportionately black poor.</w:t>
+        <w:t>Graphic</w:t>
         <w:br/>
-        <w:t xml:space="preserve"> And both campaigns know that this year, for the first time ever, the majority of voters will be suburbanites. For reasons like these, don't expect issues of race, poverty and inner cities to receive a clear, fearless, substantive discussion during the campaign.</w:t>
         <w:br/>
-        <w:t>The 30-second problem</w:t>
+        <w:t xml:space="preserve"> </w:t>
         <w:br/>
-        <w:t>Then there are issues that aren't fully discussed during the campaign because they are too complex. Take the tradeoff between environmental protection and jobs.</w:t>
+        <w:t>PHOTO, b/w, Ulli Michel, Reuters</w:t>
         <w:br/>
-        <w:t xml:space="preserve"> Bush claims to have a good environmental record and cites the passage of the 1990 Clean Air Act as one of his major accomplishments. Clinton and running mate Al Gore, who has a strong interest in environmental issues, argue that Bush insisted on weakening the Clean Air Act before he would sign it.</w:t>
+        <w:t xml:space="preserve"> </w:t>
         <w:br/>
-        <w:t xml:space="preserve"> Bush disagrees but replies that in their environmental extremism, Clinton and Gore would embrace regulations that cost American jobs. Gore argues that environmental protection is actually good for the economy and would become itself a growth industry for America's future.</w:t>
-        <w:br/>
-        <w:t xml:space="preserve"> This exchange works reasonably well at the level of charge and countercharge. One can imagine the 30-second ads by which Clinton will try to paint Bush as a friend of polluters while Bush will imply that Democrats care more about habitat for spotted owls than jobs for Americans.</w:t>
-        <w:br/>
-        <w:t xml:space="preserve"> But what if someone actually wanted to make their own reasoned judgment about which of the tickets would strike the right balance between environment and economy. The candidates could trade sound bites on the evening news between now and November and it would hardly leave a citizen in a position to vote knowledgeably on the issue. Nor is it really fair to blame the candidates for the shrillness or shallowness of the discussion that does occur. If they issued extensive, footnoted monographs on their respective positions, we would hardly expect press and public to drop their fascination with adultery, momentum or the latest personal attack.</w:t>
-        <w:br/>
-        <w:t>The narrow spectrum</w:t>
-        <w:br/>
-        <w:t>Unlike most other democracies, we have only two parties of national consequence and they normally compete to see which can squeeze closer to the ideological middle.</w:t>
-        <w:br/>
-        <w:t xml:space="preserve"> After the conventions, we have only two candidates to choose from and they generally agree in more areas than they disagree. That leaves many issues that are not talked about because the candidates agree.</w:t>
-        <w:br/>
-        <w:t xml:space="preserve"> Bush and Clinton agree that the United States was right to bomb Iraq. The almost-candidate who disagreed, Ross Perot, never quite got into the race, so there'll be no discussion of that question.</w:t>
-        <w:br/>
-        <w:t xml:space="preserve"> Or consider the argument that the political process has been fundamentally corrupted by moneyed interests. Jerry Brown's diatribes against the corrupting influence of money in politics touched millions of voters this year. But with Brown finally silent, we are left without a candidate strongly pledged to shake up the system of campaign finance.</w:t>
-        <w:br/>
-        <w:t xml:space="preserve"> Bush and Clinton will try to make hay off their differences on cuts in military spending. Bush advocates about $ 50 billion in cuts over the next four years. Clinton favors $ 100 billion. Clinton will portray Bush as too timid in cutting defense, still wedded to a Cold War mentality. Bush will argue that Clinton's cuts are reckless and show Clinton's untrustworthiness on national defense.</w:t>
-        <w:br/>
-        <w:t xml:space="preserve"> In fact, most of the other Democratic candidates in the primary field, as well as erstwhile Republican challenger Pat Buchanan, favored deeper cuts in defense than either Clinton or Bush. Both the Clinton and Bush plans would leave the United States with the largest military budget in the world by a large margin. Those who believe the United States could get by with less firepower in a one-superpower world are unrepresented in the debate.</w:t>
+        <w:t>CUTLINE: PUSHING PEACE: Demonstrators gathered in Bonn, Germany, earlier this month to protest growing violence against foreigners. Neo-Nazi groups have been implicated in many of the incidents.</w:t>
       </w:r>
     </w:p>
     <w:sectPr>

--- a/example_articles/countries/Germany/6.countries_Germany_Other_publisher.docx
+++ b/example_articles/countries/Germany/6.countries_Germany_Other_publisher.docx
@@ -7,7 +7,7 @@
         <w:pStyle w:val="Heading1"/>
       </w:pPr>
       <w:r>
-        <w:t>In Germany, a dark and dangerous beat</w:t>
+        <w:t>HOLOCAUST WAS GOOD 'BUSINESS' FOR AVERAGE GERMANS</w:t>
       </w:r>
     </w:p>
     <w:p>
@@ -17,17 +17,17 @@
     </w:p>
     <w:p>
       <w:r>
-        <w:t>Date: 1992-11-23</w:t>
+        <w:t>Date: 2007-02-25</w:t>
       </w:r>
     </w:p>
     <w:p>
       <w:r>
-        <w:t>Section: NEWS; Pg. 4A</w:t>
+        <w:t>Section: ARTS AND ENTERTAINMENT; BOOK REVIEW; Pg. F-5</w:t>
       </w:r>
     </w:p>
     <w:p>
       <w:r>
-        <w:t>Source file: Other publishers/Files (500) (21).DOCX</w:t>
+        <w:t>Source file: Other publishers/Files (500) (13).DOCX</w:t>
       </w:r>
     </w:p>
     <w:p>
@@ -49,59 +49,29 @@
     </w:p>
     <w:p>
       <w:r>
-        <w:t>The lyrics are loud, straightforward and full of hatred. Listen:</w:t>
+        <w:t>"HITLER'S BENEFICIARIES: PLUNDER, RACIAL WAR AND THE NAZI WELFARE STATE"</w:t>
         <w:br/>
-        <w:t>- Foreigners, German immigrants and asylum seekers … they are being favored in everything. Is this supposed to continue? Free us from this miserable plague, sings Werewolf in its song People, Wake-up, Stand-up.</w:t>
+        <w:t>By Gvtz Aly.</w:t>
         <w:br/>
-        <w:t>- We are fighting until the end. Our fists are hard as steel. We are the power for Germany that will make it clean, sings the band Destructive Power in Power for Germany.</w:t>
+        <w:t>Metropolitan Books ($32.50)</w:t>
         <w:br/>
-        <w:t>These are but two of the 50 neo-Nazi skinhead bands here. They have sprouted up as anti-foreigner violence increases here. The bands sing lyrics denouncing the massive influx of foreigners seeking asylum.</w:t>
+        <w:t>The "beneficiaries" of Adolf Hitler's Nazi regime that come immediately to mind are the industrialists, bankers and military contractors who reaped a dozen years of profits from the Third Reich's war machine.</w:t>
         <w:br/>
-        <w:t>Nearly 500,000 refugees are expected in Germany by year's end, all of whom receive free government housing, food and clothing until their cases are decided. That can take years. Germans blame the asylum-seekers for joblessness and other economic problems.</w:t>
+        <w:t>But German historian Gvtz Aly lays out a much broader field of people in his provocative study: the "ordinary Germans" whose complicity in Hitler's war, right up to its death throes and acquiescence in the Holocaust, is still mystifying.</w:t>
         <w:br/>
-        <w:t>''It's Mein Kampf to a four-four beat,'' says Tony Robson, a researcher at the London-based Searchlight, a monthly magazine that monitors neo-Nazi activities.</w:t>
+        <w:t>In analyzing the economic benefits received by those middle- and working-class Germans, Aly suggests an answer to why they supported the regime tacitly, if not ardently.</w:t>
         <w:br/>
-        <w:t>Most of the bands were formed after the fall of the Berlin Wall three years ago. But you won't find their concerts - usually played in small nameless and smoke-filled bars in white working-class districts - publicized on billboards. Attendance at concerts is often by invitation only.</w:t>
+        <w:t>"The unshakable alliance" between the regime and the German people, Aly writes, "was not primarily the result of cleverly conceived party propaganda. It was created by means of theft, with the spoils being redistributed according to egalitarian principles among the members of the ethnically defined Volk."</w:t>
         <w:br/>
-        <w:t>The appeal is not widespread here.</w:t>
+        <w:t>And this "redistribution" frequently came in the form of food products and luxury goods that German soldiers serving in occupied countries were encouraged to purchase with wages paid from liquidated Jewish assets and send home, or carry back when returning on leave.</w:t>
         <w:br/>
-        <w:t>Most concerts draw a few hundred teen-agers and young adults. They look more like neo-Nazi rallies.</w:t>
+        <w:t>Aly bases his conclusions on a probing analysis of Nazi economic policies. He estimates that the "German contribution" to the costs of waging war were "at most one-third" with the remainder coming from foreign sources through the seizure of bank deposits in occupied countries and their conversion into German bonds, as well as the liquidation of Jewish assets.</w:t>
         <w:br/>
-        <w:t>Band members and fans, sporting shaved heads and dressed in black boots, bob up and down. They exchange Nazi salutes and throw mugs of beer at each other. Brawling is common. The music is deafening.</w:t>
+        <w:t>Readers who recall Daniel Jonah Goldhagen's "Hitler's Willing Executioners," which argued that a historic and widespread anti-Semitism accounted for the willingness of ordinary soldiers to carry out the Holocaust, will be curious whether Aly is pursuing yet another narrowly focused explanation for the seemingly inexplicable.</w:t>
         <w:br/>
-        <w:t>''It's just the excitement of being in a group and letting go of your frustrations about life,'' says Bertolt ''Pepe'' Schneider, 28, an East Berlin neo-Nazi leader and nightclub worker.</w:t>
+        <w:t>Instead, Aly argues that "the Holocaust will never be properly understood until it is seen as the most single-mindedly pursued campaign of murderous larceny in modern history."</w:t>
         <w:br/>
-        <w:t>Recently, skinhead bands captured a new audience: the German government. Officials have begun listening. And they don't like what they hear.</w:t>
-        <w:br/>
-        <w:t>Germany's leading neo-Nazi band Skrewdriver, whose 1983 song White Power is the movement's theme song, has come under intense scrutiny.</w:t>
-        <w:br/>
-        <w:t>The group's record company, Rock-O-Rama, is under investigation for violating German laws against discussing topics considered dangerous to children, says Berlin Sen. Thomas Krueger.</w:t>
-        <w:br/>
-        <w:t>Other bands, like Stoerkraft and Radikahl, get around the ban by couching their lyrics enough to stay within the law.</w:t>
-        <w:br/>
-        <w:t>''We wanted to (prosecute Stoerkraft),'' says Rheinland-Palatinate state prosecutor spokesman Norbert Weise. ''There are rightist radical tendencies, but it is difficult.''</w:t>
-        <w:br/>
-        <w:t>Officials and psychologists are divided on whether the band's songs incite their listeners to join in the race-related violence. But they aren't taking any chances: Stoerkraft recently became the first neo-Nazi group to have its music banned by the federal government, says federal censor Elke Monssen- Engberding.</w:t>
-        <w:br/>
-        <w:t>''It's illegal to agitate violence against foreigners,'' she says. But don't expect the bands' popularity to slow.</w:t>
-        <w:br/>
-        <w:br/>
-        <w:t>Notes</w:t>
-        <w:br/>
-        <w:br/>
-        <w:t>WASHINGTON AND THE WORLD; See sidebar; Violence flares in cities, towns</w:t>
-        <w:br/>
-        <w:br/>
-        <w:t>Graphic</w:t>
-        <w:br/>
-        <w:br/>
-        <w:t xml:space="preserve"> </w:t>
-        <w:br/>
-        <w:t>PHOTO, b/w, Ulli Michel, Reuters</w:t>
-        <w:br/>
-        <w:t xml:space="preserve"> </w:t>
-        <w:br/>
-        <w:t>CUTLINE: PUSHING PEACE: Demonstrators gathered in Bonn, Germany, earlier this month to protest growing violence against foreigners. Neo-Nazi groups have been implicated in many of the incidents.</w:t>
+        <w:t>A crucial part of Aly's thesis regarding the political loyalty of German citizens is his contention that "they benefited from the increased availability of capital, real estate, and goods ranging from precious stones and jewels all the way down to the cheap wares sold at flea markets."</w:t>
       </w:r>
     </w:p>
     <w:sectPr>
